--- a/SOS Sort Script/SOS sort Legion Script.docx
+++ b/SOS Sort Script/SOS sort Legion Script.docx
@@ -9,72 +9,35 @@
           <w:bCs/>
         </w:rPr>
       </w:pPr>
-      <w:proofErr w:type="spellStart"/>
       <w:r>
         <w:rPr>
           <w:b/>
           <w:bCs/>
         </w:rPr>
-        <w:t>TazUO</w:t>
+        <w:t>TazUO Legion Script for InsaneUO</w:t>
       </w:r>
-      <w:proofErr w:type="spellEnd"/>
-      <w:r>
-        <w:rPr>
-          <w:b/>
-          <w:bCs/>
-        </w:rPr>
-        <w:t xml:space="preserve"> Legion Script for </w:t>
-      </w:r>
-      <w:proofErr w:type="spellStart"/>
-      <w:r>
-        <w:rPr>
-          <w:b/>
-          <w:bCs/>
-        </w:rPr>
-        <w:t>InsaneUO</w:t>
-      </w:r>
-      <w:proofErr w:type="spellEnd"/>
     </w:p>
     <w:p>
       <w:r>
         <w:t>I made</w:t>
       </w:r>
       <w:r>
-        <w:t xml:space="preserve"> this for the </w:t>
-      </w:r>
-      <w:proofErr w:type="spellStart"/>
-      <w:r>
-        <w:t>InsaneUO</w:t>
-      </w:r>
-      <w:proofErr w:type="spellEnd"/>
-      <w:r>
-        <w:t xml:space="preserve"> server, it may work on others. Using the old 16 rune system based on </w:t>
-      </w:r>
-      <w:proofErr w:type="spellStart"/>
-      <w:r>
-        <w:t>lat</w:t>
-      </w:r>
-      <w:proofErr w:type="spellEnd"/>
-      <w:r>
-        <w:t xml:space="preserve">/long, I updated it to a 3x3 grid, using the X/Y coordinates. You get 9 bags and make 9 runes (locations in chart below). </w:t>
+        <w:t xml:space="preserve"> this for the InsaneUO server, it may work on others. Using the old 16 rune system based on lat/long, I updated it to a 3x3 grid, using the X/Y coordinates. You get 9 bags and make 9 runes (locations in chart below). </w:t>
       </w:r>
     </w:p>
     <w:p>
       <w:r>
-        <w:t xml:space="preserve">Simply copy the two scripts, SOS Sorter and SOS Reset Bags, into your </w:t>
-      </w:r>
-      <w:proofErr w:type="spellStart"/>
-      <w:r>
-        <w:t>legionscript</w:t>
-      </w:r>
-      <w:proofErr w:type="spellEnd"/>
-      <w:r>
-        <w:t xml:space="preserve"> folder in Taz. The SOS Sort script is the one you will use on a regular basis, the SOS Reset Bags will only be run if you want to change the bags you sort in to. </w:t>
+        <w:t xml:space="preserve">Simply copy the two scripts, SOS Sorter and SOS Reset Bags, into your legionscript folder in Taz. The SOS Sort script is the one you will use on a regular basis, the SOS Reset Bags will only be run if you want to change the bags you sort in to. </w:t>
       </w:r>
     </w:p>
     <w:p>
       <w:r>
         <w:t xml:space="preserve">The first time you run the sorting script you will be asked to click each of the 9 bags in order, and the script will keep a persistent list (you only have to do this once). Then you click the pouch with the unsorted SOS, and they will all be sorted into the correct bags. Each time you run the script, you will be asked for the unsorted bag. </w:t>
+      </w:r>
+    </w:p>
+    <w:p>
+      <w:r>
+        <w:t>When sorting, the script will add map markers to the Taz map. You will have to manually delete markers as you fish them up.</w:t>
       </w:r>
     </w:p>
     <w:p/>
@@ -160,23 +123,7 @@
           <w:bCs/>
         </w:rPr>
         <w:lastRenderedPageBreak/>
-        <w:t xml:space="preserve">Pouch Layout &amp; </w:t>
-      </w:r>
-      <w:proofErr w:type="spellStart"/>
-      <w:r>
-        <w:rPr>
-          <w:b/>
-          <w:bCs/>
-        </w:rPr>
-        <w:t>Runebook</w:t>
-      </w:r>
-      <w:proofErr w:type="spellEnd"/>
-      <w:r>
-        <w:rPr>
-          <w:b/>
-          <w:bCs/>
-        </w:rPr>
-        <w:t xml:space="preserve"> Markers</w:t>
+        <w:t>Pouch Layout &amp; Runebook Markers</w:t>
       </w:r>
     </w:p>
     <w:p>
@@ -433,13 +380,8 @@
           </w:p>
           <w:p>
             <w:r>
-              <w:t xml:space="preserve">• Moonglow / </w:t>
-            </w:r>
-            <w:proofErr w:type="spellStart"/>
-            <w:r>
-              <w:t>Nujel'm</w:t>
-            </w:r>
-            <w:proofErr w:type="spellEnd"/>
+              <w:t>• Moonglow / Nujel'm</w:t>
+            </w:r>
           </w:p>
           <w:p>
             <w:r>
@@ -599,21 +541,8 @@
           </w:p>
           <w:p>
             <w:r>
-              <w:t xml:space="preserve">• </w:t>
-            </w:r>
-            <w:proofErr w:type="spellStart"/>
-            <w:r>
-              <w:t>Magincia</w:t>
-            </w:r>
-            <w:proofErr w:type="spellEnd"/>
-            <w:r>
-              <w:t xml:space="preserve"> Docks / </w:t>
-            </w:r>
-            <w:proofErr w:type="spellStart"/>
-            <w:r>
-              <w:t>Ocllo</w:t>
-            </w:r>
-            <w:proofErr w:type="spellEnd"/>
+              <w:t>• Magincia Docks / Ocllo</w:t>
+            </w:r>
           </w:p>
           <w:p>
             <w:r>
@@ -665,21 +594,8 @@
           </w:p>
           <w:p>
             <w:r>
-              <w:t xml:space="preserve">• </w:t>
-            </w:r>
-            <w:proofErr w:type="spellStart"/>
-            <w:r>
-              <w:t>Destard</w:t>
-            </w:r>
-            <w:proofErr w:type="spellEnd"/>
-            <w:r>
-              <w:t xml:space="preserve"> / </w:t>
-            </w:r>
-            <w:proofErr w:type="spellStart"/>
-            <w:r>
-              <w:t>Jhelom</w:t>
-            </w:r>
-            <w:proofErr w:type="spellEnd"/>
+              <w:t>• Destard / Jhelom</w:t>
+            </w:r>
           </w:p>
           <w:p>
             <w:r>
@@ -730,15 +646,7 @@
           </w:p>
           <w:p>
             <w:r>
-              <w:t xml:space="preserve">• </w:t>
-            </w:r>
-            <w:proofErr w:type="spellStart"/>
-            <w:r>
-              <w:t>Trinsic</w:t>
-            </w:r>
-            <w:proofErr w:type="spellEnd"/>
-            <w:r>
-              <w:t xml:space="preserve"> Docks</w:t>
+              <w:t>• Trinsic Docks</w:t>
             </w:r>
           </w:p>
           <w:p>
@@ -1422,6 +1330,7 @@
   <w:style w:type="character" w:default="1" w:styleId="DefaultParagraphFont">
     <w:name w:val="Default Paragraph Font"/>
     <w:uiPriority w:val="1"/>
+    <w:semiHidden/>
     <w:unhideWhenUsed/>
   </w:style>
   <w:style w:type="table" w:default="1" w:styleId="TableNormal">
